--- a/多数据源融合的互联网个人贷款风控系统可行性分析报告.docx
+++ b/多数据源融合的互联网个人贷款风控系统可行性分析报告.docx
@@ -134,9 +134,8 @@
           <w:szCs w:val="36"/>
           <w14:ligatures w14:val="none"/>
         </w:rPr>
-        <w:t>多数据源融合的互联网个人</w:t>
-      </w:r>
-      <w:proofErr w:type="gramStart"/>
+        <w:t>多数据源融合的互联网个人贷款风控系统</w:t>
+      </w:r>
       <w:r>
         <w:rPr>
           <w:rFonts w:ascii="等线" w:eastAsia="楷体_GB2312" w:hAnsi="等线" w:cs="Times New Roman" w:hint="eastAsia"/>
@@ -145,28 +144,7 @@
           <w:szCs w:val="36"/>
           <w14:ligatures w14:val="none"/>
         </w:rPr>
-        <w:t>贷款风控系统</w:t>
-      </w:r>
-      <w:r>
-        <w:rPr>
-          <w:rFonts w:ascii="等线" w:eastAsia="楷体_GB2312" w:hAnsi="等线" w:cs="Times New Roman" w:hint="eastAsia"/>
-          <w:b/>
-          <w:sz w:val="36"/>
-          <w:szCs w:val="36"/>
-          <w14:ligatures w14:val="none"/>
-        </w:rPr>
-        <w:t>可行性</w:t>
-      </w:r>
-      <w:proofErr w:type="gramEnd"/>
-      <w:r>
-        <w:rPr>
-          <w:rFonts w:ascii="等线" w:eastAsia="楷体_GB2312" w:hAnsi="等线" w:cs="Times New Roman" w:hint="eastAsia"/>
-          <w:b/>
-          <w:sz w:val="36"/>
-          <w:szCs w:val="36"/>
-          <w14:ligatures w14:val="none"/>
-        </w:rPr>
-        <w:t>分析</w:t>
+        <w:t>可行性分析</w:t>
       </w:r>
       <w:r>
         <w:rPr>
@@ -938,143 +916,125 @@
       <w:pPr>
         <w:jc w:val="center"/>
         <w:rPr>
+          <w:rFonts w:ascii="黑体" w:eastAsia="黑体" w:hAnsi="黑体" w:hint="eastAsia"/>
+          <w:b/>
+          <w:sz w:val="36"/>
+        </w:rPr>
+      </w:pPr>
+    </w:p>
+    <w:p>
+      <w:pPr>
+        <w:jc w:val="center"/>
+        <w:rPr>
+          <w:rFonts w:ascii="黑体" w:eastAsia="黑体" w:hAnsi="黑体" w:hint="eastAsia"/>
+          <w:b/>
+          <w:sz w:val="36"/>
+        </w:rPr>
+      </w:pPr>
+    </w:p>
+    <w:p>
+      <w:pPr>
+        <w:jc w:val="center"/>
+        <w:rPr>
+          <w:rFonts w:ascii="黑体" w:eastAsia="黑体" w:hAnsi="黑体" w:hint="eastAsia"/>
+          <w:b/>
+          <w:sz w:val="36"/>
+        </w:rPr>
+      </w:pPr>
+    </w:p>
+    <w:p>
+      <w:pPr>
+        <w:jc w:val="center"/>
+        <w:rPr>
+          <w:rFonts w:ascii="黑体" w:eastAsia="黑体" w:hAnsi="黑体" w:hint="eastAsia"/>
+          <w:b/>
+          <w:sz w:val="36"/>
+        </w:rPr>
+      </w:pPr>
+    </w:p>
+    <w:p>
+      <w:pPr>
+        <w:jc w:val="center"/>
+        <w:rPr>
+          <w:rFonts w:ascii="黑体" w:eastAsia="黑体" w:hAnsi="黑体" w:hint="eastAsia"/>
+          <w:b/>
+          <w:sz w:val="36"/>
+        </w:rPr>
+      </w:pPr>
+    </w:p>
+    <w:p>
+      <w:pPr>
+        <w:jc w:val="center"/>
+        <w:rPr>
+          <w:rFonts w:ascii="黑体" w:eastAsia="黑体" w:hAnsi="黑体" w:hint="eastAsia"/>
+          <w:b/>
+          <w:sz w:val="36"/>
+        </w:rPr>
+      </w:pPr>
+    </w:p>
+    <w:p>
+      <w:pPr>
+        <w:jc w:val="center"/>
+        <w:rPr>
+          <w:rFonts w:ascii="黑体" w:eastAsia="黑体" w:hAnsi="黑体" w:hint="eastAsia"/>
+          <w:b/>
+          <w:sz w:val="36"/>
+        </w:rPr>
+      </w:pPr>
+    </w:p>
+    <w:p>
+      <w:pPr>
+        <w:jc w:val="center"/>
+        <w:rPr>
+          <w:rFonts w:ascii="黑体" w:eastAsia="黑体" w:hAnsi="黑体" w:hint="eastAsia"/>
+          <w:b/>
+          <w:sz w:val="36"/>
+        </w:rPr>
+      </w:pPr>
+    </w:p>
+    <w:p>
+      <w:pPr>
+        <w:jc w:val="center"/>
+        <w:rPr>
+          <w:rFonts w:ascii="黑体" w:eastAsia="黑体" w:hAnsi="黑体" w:hint="eastAsia"/>
+          <w:b/>
+          <w:sz w:val="36"/>
+        </w:rPr>
+      </w:pPr>
+    </w:p>
+    <w:p>
+      <w:pPr>
+        <w:jc w:val="center"/>
+        <w:rPr>
+          <w:rFonts w:ascii="黑体" w:eastAsia="黑体" w:hAnsi="黑体" w:hint="eastAsia"/>
+          <w:b/>
+          <w:sz w:val="36"/>
+        </w:rPr>
+      </w:pPr>
+    </w:p>
+    <w:p>
+      <w:pPr>
+        <w:rPr>
+          <w:rFonts w:ascii="黑体" w:eastAsia="黑体" w:hAnsi="黑体" w:hint="eastAsia"/>
+          <w:b/>
+          <w:sz w:val="36"/>
+        </w:rPr>
+      </w:pPr>
+    </w:p>
+    <w:p>
+      <w:pPr>
+        <w:jc w:val="center"/>
+        <w:rPr>
+          <w:rFonts w:hint="eastAsia"/>
+        </w:rPr>
+      </w:pPr>
+      <w:r>
+        <w:rPr>
           <w:rFonts w:ascii="黑体" w:eastAsia="黑体" w:hAnsi="黑体"/>
           <w:b/>
           <w:sz w:val="36"/>
         </w:rPr>
-      </w:pPr>
-    </w:p>
-    <w:p>
-      <w:pPr>
-        <w:jc w:val="center"/>
-        <w:rPr>
-          <w:rFonts w:ascii="黑体" w:eastAsia="黑体" w:hAnsi="黑体"/>
-          <w:b/>
-          <w:sz w:val="36"/>
-        </w:rPr>
-      </w:pPr>
-    </w:p>
-    <w:p>
-      <w:pPr>
-        <w:jc w:val="center"/>
-        <w:rPr>
-          <w:rFonts w:ascii="黑体" w:eastAsia="黑体" w:hAnsi="黑体"/>
-          <w:b/>
-          <w:sz w:val="36"/>
-        </w:rPr>
-      </w:pPr>
-    </w:p>
-    <w:p>
-      <w:pPr>
-        <w:jc w:val="center"/>
-        <w:rPr>
-          <w:rFonts w:ascii="黑体" w:eastAsia="黑体" w:hAnsi="黑体"/>
-          <w:b/>
-          <w:sz w:val="36"/>
-        </w:rPr>
-      </w:pPr>
-    </w:p>
-    <w:p>
-      <w:pPr>
-        <w:jc w:val="center"/>
-        <w:rPr>
-          <w:rFonts w:ascii="黑体" w:eastAsia="黑体" w:hAnsi="黑体"/>
-          <w:b/>
-          <w:sz w:val="36"/>
-        </w:rPr>
-      </w:pPr>
-    </w:p>
-    <w:p>
-      <w:pPr>
-        <w:jc w:val="center"/>
-        <w:rPr>
-          <w:rFonts w:ascii="黑体" w:eastAsia="黑体" w:hAnsi="黑体"/>
-          <w:b/>
-          <w:sz w:val="36"/>
-        </w:rPr>
-      </w:pPr>
-    </w:p>
-    <w:p>
-      <w:pPr>
-        <w:jc w:val="center"/>
-        <w:rPr>
-          <w:rFonts w:ascii="黑体" w:eastAsia="黑体" w:hAnsi="黑体"/>
-          <w:b/>
-          <w:sz w:val="36"/>
-        </w:rPr>
-      </w:pPr>
-    </w:p>
-    <w:p>
-      <w:pPr>
-        <w:jc w:val="center"/>
-        <w:rPr>
-          <w:rFonts w:ascii="黑体" w:eastAsia="黑体" w:hAnsi="黑体"/>
-          <w:b/>
-          <w:sz w:val="36"/>
-        </w:rPr>
-      </w:pPr>
-    </w:p>
-    <w:p>
-      <w:pPr>
-        <w:jc w:val="center"/>
-        <w:rPr>
-          <w:rFonts w:ascii="黑体" w:eastAsia="黑体" w:hAnsi="黑体"/>
-          <w:b/>
-          <w:sz w:val="36"/>
-        </w:rPr>
-      </w:pPr>
-    </w:p>
-    <w:p>
-      <w:pPr>
-        <w:jc w:val="center"/>
-        <w:rPr>
-          <w:rFonts w:ascii="黑体" w:eastAsia="黑体" w:hAnsi="黑体"/>
-          <w:b/>
-          <w:sz w:val="36"/>
-        </w:rPr>
-      </w:pPr>
-    </w:p>
-    <w:p>
-      <w:pPr>
-        <w:rPr>
-          <w:rFonts w:ascii="黑体" w:eastAsia="黑体" w:hAnsi="黑体" w:hint="eastAsia"/>
-          <w:b/>
-          <w:sz w:val="36"/>
-        </w:rPr>
-      </w:pPr>
-    </w:p>
-    <w:p>
-      <w:pPr>
-        <w:jc w:val="center"/>
-        <w:rPr>
-          <w:rFonts w:hint="eastAsia"/>
-        </w:rPr>
-      </w:pPr>
-      <w:r>
-        <w:rPr>
-          <w:rFonts w:ascii="黑体" w:eastAsia="黑体" w:hAnsi="黑体"/>
-          <w:b/>
-          <w:sz w:val="36"/>
-        </w:rPr>
-        <w:t>多数据源融合的互联网个人</w:t>
-      </w:r>
-      <w:proofErr w:type="gramStart"/>
-      <w:r>
-        <w:rPr>
-          <w:rFonts w:ascii="黑体" w:eastAsia="黑体" w:hAnsi="黑体"/>
-          <w:b/>
-          <w:sz w:val="36"/>
-        </w:rPr>
-        <w:t>贷款风控系统可行性</w:t>
-      </w:r>
-      <w:proofErr w:type="gramEnd"/>
-      <w:r>
-        <w:rPr>
-          <w:rFonts w:ascii="黑体" w:eastAsia="黑体" w:hAnsi="黑体"/>
-          <w:b/>
-          <w:sz w:val="36"/>
-        </w:rPr>
-        <w:t>分析报告</w:t>
+        <w:t>多数据源融合的互联网个人贷款风控系统可行性分析报告</w:t>
       </w:r>
     </w:p>
     <w:p>
@@ -1101,7 +1061,7 @@
         </w:rPr>
       </w:pPr>
       <w:r>
-        <w:t>随着互联网金融业务从线下柜台向移动端、网页端迁移，个人贷款的申请、审批、放款和贷后管理正在呈现高频、线上化、自动化的特点。传统以人工审查为主的风控方式在效率、成本、数据覆盖范围和贷中预警能力方面存在局限，难以满足小额、高并发、实时化的个人信贷业务需求。本报告以“多数据源融合的互联网个人贷款风控系统”为对象，在阅读课程教学大纲、项目报告模板和 ProDoc 既有项目资料的基础上，围绕系统建设目标、数据来源、业务流程、技术路线、开发组织、经济效益、合规安全和实施风险等方面进行可行性分析。</w:t>
+        <w:t>随着互联网金融业务从线下柜台向移动端、网页端迁移，个人贷款的申请、审批、放款和贷后管理正在呈现高频、线上化、自动化的特点。传统以人工审查为主的风控方式在效率、成本、数据覆盖范围和贷中预警能力方面存在局限，难以满足小额、高并发、实时化的个人信贷业务需求。本报告以“多数据源融合的互联网个人贷款风控系统”为对象，围绕系统建设目标、数据来源、业务流程、技术路线、开发组织、经济效益、合规安全和实施风险等方面进行可行性分析。</w:t>
       </w:r>
     </w:p>
     <w:p>
@@ -3832,9 +3792,6 @@
       <w:instrText>PAGE</w:instrText>
     </w:r>
     <w:r>
-      <w:rPr>
-        <w:rFonts w:hint="eastAsia"/>
-      </w:rPr>
       <w:fldChar w:fldCharType="separate"/>
     </w:r>
     <w:r>
@@ -4495,6 +4452,7 @@
   <w:style w:type="character" w:default="1" w:styleId="a0">
     <w:name w:val="Default Paragraph Font"/>
     <w:uiPriority w:val="1"/>
+    <w:semiHidden/>
     <w:unhideWhenUsed/>
   </w:style>
   <w:style w:type="table" w:default="1" w:styleId="a1">
